--- a/public/templates/improvement-plan-build-template.docx
+++ b/public/templates/improvement-plan-build-template.docx
@@ -150,7 +150,7 @@
               </w:rPr>
             </w:pPr>
             <w:r>
-              <w:t>{school_name}</w:t>
+              <w:t>{{school_name}}</w:t>
             </w:r>
           </w:p>
         </w:tc>
@@ -198,7 +198,7 @@
               </w:rPr>
             </w:pPr>
             <w:r>
-              <w:t>{grade_stage}</w:t>
+              <w:t>{{grade_stage}}</w:t>
             </w:r>
           </w:p>
         </w:tc>
@@ -252,7 +252,7 @@
                 <w:szCs w:val="28"/>
                 <w:rtl/>
               </w:rPr>
-              <w:t>{gender}</w:t>
+              <w:t>{{gender}}</w:t>
             </w:r>
           </w:p>
         </w:tc>
@@ -305,7 +305,7 @@
               </w:rPr>
             </w:pPr>
             <w:r>
-              <w:t>{ministry_number}</w:t>
+              <w:t>{{ministry_number}}</w:t>
             </w:r>
           </w:p>
         </w:tc>
@@ -359,7 +359,7 @@
                 <w:szCs w:val="28"/>
                 <w:rtl/>
               </w:rPr>
-              <w:t>{building_ownership}</w:t>
+              <w:t>{{building_ownership}}</w:t>
             </w:r>
           </w:p>
         </w:tc>
@@ -413,7 +413,7 @@
                 <w:szCs w:val="28"/>
                 <w:rtl/>
               </w:rPr>
-              <w:t>{building_independence}</w:t>
+              <w:t>{{building_independence}}</w:t>
             </w:r>
           </w:p>
         </w:tc>
@@ -472,7 +472,7 @@
                 <w:szCs w:val="28"/>
                 <w:rtl/>
               </w:rPr>
-              <w:t>{period_shift}</w:t>
+              <w:t>{{period_shift}}</w:t>
             </w:r>
           </w:p>
         </w:tc>
@@ -526,7 +526,7 @@
                 <w:szCs w:val="28"/>
                 <w:rtl/>
               </w:rPr>
-              <w:t>{admin_independence}</w:t>
+              <w:t>{{admin_independence}}</w:t>
             </w:r>
           </w:p>
         </w:tc>
@@ -574,7 +574,7 @@
               </w:rPr>
             </w:pPr>
             <w:r>
-              <w:t>{shared_admin_name}</w:t>
+              <w:t>{{shared_admin_name}}</w:t>
             </w:r>
           </w:p>
         </w:tc>
@@ -674,7 +674,7 @@
               </w:rPr>
             </w:pPr>
             <w:r>
-              <w:t>{overall_performance_level}</w:t>
+              <w:t>{{overall_performance_level}}</w:t>
             </w:r>
           </w:p>
         </w:tc>
@@ -742,7 +742,7 @@
               </w:rPr>
             </w:pPr>
             <w:r>
-              <w:t>{learning_outcomes_level}</w:t>
+              <w:t>{{learning_outcomes_level}}</w:t>
             </w:r>
           </w:p>
         </w:tc>
@@ -1028,7 +1028,7 @@
               </w:rPr>
             </w:pPr>
             <w:r>
-              <w:t>{#items}{domain}</w:t>
+              <w:t>{{#items}}{{domain}}</w:t>
             </w:r>
           </w:p>
         </w:tc>
@@ -1048,7 +1048,7 @@
               </w:rPr>
             </w:pPr>
             <w:r>
-              <w:t>{element}</w:t>
+              <w:t>{{element}}</w:t>
             </w:r>
           </w:p>
         </w:tc>
@@ -1068,7 +1068,7 @@
               </w:rPr>
             </w:pPr>
             <w:r>
-              <w:t>{need}</w:t>
+              <w:t>{{need}}</w:t>
             </w:r>
           </w:p>
         </w:tc>
@@ -1088,7 +1088,7 @@
               </w:rPr>
             </w:pPr>
             <w:r>
-              <w:t>{actions}</w:t>
+              <w:t>{{actions}}</w:t>
             </w:r>
           </w:p>
         </w:tc>
@@ -1108,7 +1108,7 @@
               </w:rPr>
             </w:pPr>
             <w:r>
-              <w:t>{methods}</w:t>
+              <w:t>{{methods}}</w:t>
             </w:r>
           </w:p>
         </w:tc>
@@ -1128,7 +1128,7 @@
               </w:rPr>
             </w:pPr>
             <w:r>
-              <w:t>{duration}</w:t>
+              <w:t>{{duration}}</w:t>
             </w:r>
           </w:p>
         </w:tc>
@@ -1148,7 +1148,7 @@
               </w:rPr>
             </w:pPr>
             <w:r>
-              <w:t>{responsibility}{/items}</w:t>
+              <w:t>{{responsibility}}{{/items}}</w:t>
             </w:r>
           </w:p>
         </w:tc>
@@ -1218,7 +1218,7 @@
           <w:szCs w:val="32"/>
           <w:rtl/>
         </w:rPr>
-        <w:t>{recommendations}</w:t>
+        <w:t>{{recommendations}}</w:t>
       </w:r>
     </w:p>
     <w:tbl>
@@ -1427,7 +1427,7 @@
               </w:rPr>
             </w:pPr>
             <w:r>
-              <w:t>{principal_name}</w:t>
+              <w:t>{{principal_name}}</w:t>
             </w:r>
           </w:p>
         </w:tc>
@@ -1468,7 +1468,7 @@
               </w:rPr>
             </w:pPr>
             <w:r>
-              <w:t>{support_provider_name}</w:t>
+              <w:t>{{support_provider_name}}</w:t>
             </w:r>
           </w:p>
         </w:tc>
